--- a/lessons/1-3/homework.docx
+++ b/lessons/1-3/homework.docx
@@ -106,7 +106,55 @@
     </w:p>
     <w:p>
       <w:pPr>
-        <w:spacing w:after="60"/>
+        <w:keepNext/>
+        <w:spacing w:after="20" w:before="80"/>
+        <w:jc w:val="center"/>
+      </w:pPr>
+      <w:r>
+        <w:drawing>
+          <wp:inline distT="0" distB="0" distL="0" distR="0">
+            <wp:extent cx="1047750" cy="790575"/>
+            <wp:effectExtent t="0" r="0" b="0" l="0"/>
+            <wp:docPr id="1" name="" descr="" title=""/>
+            <wp:cNvGraphicFramePr>
+              <a:graphicFrameLocks xmlns:a="http://schemas.openxmlformats.org/drawingml/2006/main" noChangeAspect="1"/>
+            </wp:cNvGraphicFramePr>
+            <a:graphic xmlns:a="http://schemas.openxmlformats.org/drawingml/2006/main">
+              <a:graphicData uri="http://schemas.openxmlformats.org/drawingml/2006/picture">
+                <pic:pic xmlns:pic="http://schemas.openxmlformats.org/drawingml/2006/picture">
+                  <pic:nvPicPr>
+                    <pic:cNvPr id="0" name="" descr=""/>
+                    <pic:cNvPicPr>
+                      <a:picLocks noChangeAspect="1" noChangeArrowheads="1"/>
+                    </pic:cNvPicPr>
+                  </pic:nvPicPr>
+                  <pic:blipFill>
+                    <a:blip r:embed="rId7" cstate="none"/>
+                    <a:srcRect/>
+                    <a:stretch>
+                      <a:fillRect/>
+                    </a:stretch>
+                  </pic:blipFill>
+                  <pic:spPr bwMode="auto">
+                    <a:xfrm>
+                      <a:off x="0" y="0"/>
+                      <a:ext cx="1047750" cy="790575"/>
+                    </a:xfrm>
+                    <a:prstGeom prst="rect">
+                      <a:avLst/>
+                    </a:prstGeom>
+                  </pic:spPr>
+                </pic:pic>
+              </a:graphicData>
+            </a:graphic>
+          </wp:inline>
+        </w:drawing>
+      </w:r>
+    </w:p>
+    <w:p>
+      <w:pPr>
+        <w:keepNext/>
+        <w:spacing w:after="120"/>
       </w:pPr>
       <w:r>
         <w:rPr>
@@ -116,12 +164,60 @@
         <w:t xml:space="preserve">Multiple (Múltiplo)</w:t>
       </w:r>
       <w:r>
-        <w:t xml:space="preserve"> — The product of a number and any whole number</w:t>
-      </w:r>
-    </w:p>
-    <w:p>
-      <w:pPr>
-        <w:spacing w:after="60"/>
+        <w:t xml:space="preserve"> — What you get when you multiply a number by 1, 2, 3, and so on.</w:t>
+      </w:r>
+    </w:p>
+    <w:p>
+      <w:pPr>
+        <w:keepNext/>
+        <w:spacing w:after="20" w:before="80"/>
+        <w:jc w:val="center"/>
+      </w:pPr>
+      <w:r>
+        <w:drawing>
+          <wp:inline distT="0" distB="0" distL="0" distR="0">
+            <wp:extent cx="1047750" cy="790575"/>
+            <wp:effectExtent t="0" r="0" b="0" l="0"/>
+            <wp:docPr id="1" name="" descr="" title=""/>
+            <wp:cNvGraphicFramePr>
+              <a:graphicFrameLocks xmlns:a="http://schemas.openxmlformats.org/drawingml/2006/main" noChangeAspect="1"/>
+            </wp:cNvGraphicFramePr>
+            <a:graphic xmlns:a="http://schemas.openxmlformats.org/drawingml/2006/main">
+              <a:graphicData uri="http://schemas.openxmlformats.org/drawingml/2006/picture">
+                <pic:pic xmlns:pic="http://schemas.openxmlformats.org/drawingml/2006/picture">
+                  <pic:nvPicPr>
+                    <pic:cNvPr id="0" name="" descr=""/>
+                    <pic:cNvPicPr>
+                      <a:picLocks noChangeAspect="1" noChangeArrowheads="1"/>
+                    </pic:cNvPicPr>
+                  </pic:nvPicPr>
+                  <pic:blipFill>
+                    <a:blip r:embed="rId8" cstate="none"/>
+                    <a:srcRect/>
+                    <a:stretch>
+                      <a:fillRect/>
+                    </a:stretch>
+                  </pic:blipFill>
+                  <pic:spPr bwMode="auto">
+                    <a:xfrm>
+                      <a:off x="0" y="0"/>
+                      <a:ext cx="1047750" cy="790575"/>
+                    </a:xfrm>
+                    <a:prstGeom prst="rect">
+                      <a:avLst/>
+                    </a:prstGeom>
+                  </pic:spPr>
+                </pic:pic>
+              </a:graphicData>
+            </a:graphic>
+          </wp:inline>
+        </w:drawing>
+      </w:r>
+    </w:p>
+    <w:p>
+      <w:pPr>
+        <w:keepNext/>
+        <w:spacing w:after="120"/>
       </w:pPr>
       <w:r>
         <w:rPr>
@@ -131,12 +227,60 @@
         <w:t xml:space="preserve">Least common multiple (Mínimo común múltiplo)</w:t>
       </w:r>
       <w:r>
-        <w:t xml:space="preserve"> — The smallest multiple that two or more numbers share</w:t>
-      </w:r>
-    </w:p>
-    <w:p>
-      <w:pPr>
-        <w:spacing w:after="60"/>
+        <w:t xml:space="preserve"> — The smallest number that two or more numbers both go into.</w:t>
+      </w:r>
+    </w:p>
+    <w:p>
+      <w:pPr>
+        <w:keepNext/>
+        <w:spacing w:after="20" w:before="80"/>
+        <w:jc w:val="center"/>
+      </w:pPr>
+      <w:r>
+        <w:drawing>
+          <wp:inline distT="0" distB="0" distL="0" distR="0">
+            <wp:extent cx="1047750" cy="790575"/>
+            <wp:effectExtent t="0" r="0" b="0" l="0"/>
+            <wp:docPr id="1" name="" descr="" title=""/>
+            <wp:cNvGraphicFramePr>
+              <a:graphicFrameLocks xmlns:a="http://schemas.openxmlformats.org/drawingml/2006/main" noChangeAspect="1"/>
+            </wp:cNvGraphicFramePr>
+            <a:graphic xmlns:a="http://schemas.openxmlformats.org/drawingml/2006/main">
+              <a:graphicData uri="http://schemas.openxmlformats.org/drawingml/2006/picture">
+                <pic:pic xmlns:pic="http://schemas.openxmlformats.org/drawingml/2006/picture">
+                  <pic:nvPicPr>
+                    <pic:cNvPr id="0" name="" descr=""/>
+                    <pic:cNvPicPr>
+                      <a:picLocks noChangeAspect="1" noChangeArrowheads="1"/>
+                    </pic:cNvPicPr>
+                  </pic:nvPicPr>
+                  <pic:blipFill>
+                    <a:blip r:embed="rId8" cstate="none"/>
+                    <a:srcRect/>
+                    <a:stretch>
+                      <a:fillRect/>
+                    </a:stretch>
+                  </pic:blipFill>
+                  <pic:spPr bwMode="auto">
+                    <a:xfrm>
+                      <a:off x="0" y="0"/>
+                      <a:ext cx="1047750" cy="790575"/>
+                    </a:xfrm>
+                    <a:prstGeom prst="rect">
+                      <a:avLst/>
+                    </a:prstGeom>
+                  </pic:spPr>
+                </pic:pic>
+              </a:graphicData>
+            </a:graphic>
+          </wp:inline>
+        </w:drawing>
+      </w:r>
+    </w:p>
+    <w:p>
+      <w:pPr>
+        <w:keepNext/>
+        <w:spacing w:after="120"/>
       </w:pPr>
       <w:r>
         <w:rPr>
@@ -146,12 +290,60 @@
         <w:t xml:space="preserve">Common multiple (Múltiplo común)</w:t>
       </w:r>
       <w:r>
-        <w:t xml:space="preserve"> — A multiple that two or more numbers share</w:t>
-      </w:r>
-    </w:p>
-    <w:p>
-      <w:pPr>
-        <w:spacing w:after="60"/>
+        <w:t xml:space="preserve"> — A number that two or more numbers both go into.</w:t>
+      </w:r>
+    </w:p>
+    <w:p>
+      <w:pPr>
+        <w:keepNext/>
+        <w:spacing w:after="20" w:before="80"/>
+        <w:jc w:val="center"/>
+      </w:pPr>
+      <w:r>
+        <w:drawing>
+          <wp:inline distT="0" distB="0" distL="0" distR="0">
+            <wp:extent cx="1047750" cy="790575"/>
+            <wp:effectExtent t="0" r="0" b="0" l="0"/>
+            <wp:docPr id="1" name="" descr="" title=""/>
+            <wp:cNvGraphicFramePr>
+              <a:graphicFrameLocks xmlns:a="http://schemas.openxmlformats.org/drawingml/2006/main" noChangeAspect="1"/>
+            </wp:cNvGraphicFramePr>
+            <a:graphic xmlns:a="http://schemas.openxmlformats.org/drawingml/2006/main">
+              <a:graphicData uri="http://schemas.openxmlformats.org/drawingml/2006/picture">
+                <pic:pic xmlns:pic="http://schemas.openxmlformats.org/drawingml/2006/picture">
+                  <pic:nvPicPr>
+                    <pic:cNvPr id="0" name="" descr=""/>
+                    <pic:cNvPicPr>
+                      <a:picLocks noChangeAspect="1" noChangeArrowheads="1"/>
+                    </pic:cNvPicPr>
+                  </pic:nvPicPr>
+                  <pic:blipFill>
+                    <a:blip r:embed="rId7" cstate="none"/>
+                    <a:srcRect/>
+                    <a:stretch>
+                      <a:fillRect/>
+                    </a:stretch>
+                  </pic:blipFill>
+                  <pic:spPr bwMode="auto">
+                    <a:xfrm>
+                      <a:off x="0" y="0"/>
+                      <a:ext cx="1047750" cy="790575"/>
+                    </a:xfrm>
+                    <a:prstGeom prst="rect">
+                      <a:avLst/>
+                    </a:prstGeom>
+                  </pic:spPr>
+                </pic:pic>
+              </a:graphicData>
+            </a:graphic>
+          </wp:inline>
+        </w:drawing>
+      </w:r>
+    </w:p>
+    <w:p>
+      <w:pPr>
+        <w:keepNext/>
+        <w:spacing w:after="120"/>
       </w:pPr>
       <w:r>
         <w:rPr>
@@ -161,12 +353,60 @@
         <w:t xml:space="preserve">Skip counting (Conteo salteado)</w:t>
       </w:r>
       <w:r>
-        <w:t xml:space="preserve"> — Counting forward by a number other than 1 to list multiples</w:t>
-      </w:r>
-    </w:p>
-    <w:p>
-      <w:pPr>
-        <w:spacing w:after="60"/>
+        <w:t xml:space="preserve"> — Counting by a number, like 2, 4, 6, to list its multiples.</w:t>
+      </w:r>
+    </w:p>
+    <w:p>
+      <w:pPr>
+        <w:keepNext/>
+        <w:spacing w:after="20" w:before="80"/>
+        <w:jc w:val="center"/>
+      </w:pPr>
+      <w:r>
+        <w:drawing>
+          <wp:inline distT="0" distB="0" distL="0" distR="0">
+            <wp:extent cx="1047750" cy="790575"/>
+            <wp:effectExtent t="0" r="0" b="0" l="0"/>
+            <wp:docPr id="1" name="" descr="" title=""/>
+            <wp:cNvGraphicFramePr>
+              <a:graphicFrameLocks xmlns:a="http://schemas.openxmlformats.org/drawingml/2006/main" noChangeAspect="1"/>
+            </wp:cNvGraphicFramePr>
+            <a:graphic xmlns:a="http://schemas.openxmlformats.org/drawingml/2006/main">
+              <a:graphicData uri="http://schemas.openxmlformats.org/drawingml/2006/picture">
+                <pic:pic xmlns:pic="http://schemas.openxmlformats.org/drawingml/2006/picture">
+                  <pic:nvPicPr>
+                    <pic:cNvPr id="0" name="" descr=""/>
+                    <pic:cNvPicPr>
+                      <a:picLocks noChangeAspect="1" noChangeArrowheads="1"/>
+                    </pic:cNvPicPr>
+                  </pic:nvPicPr>
+                  <pic:blipFill>
+                    <a:blip r:embed="rId9" cstate="none"/>
+                    <a:srcRect/>
+                    <a:stretch>
+                      <a:fillRect/>
+                    </a:stretch>
+                  </pic:blipFill>
+                  <pic:spPr bwMode="auto">
+                    <a:xfrm>
+                      <a:off x="0" y="0"/>
+                      <a:ext cx="1047750" cy="790575"/>
+                    </a:xfrm>
+                    <a:prstGeom prst="rect">
+                      <a:avLst/>
+                    </a:prstGeom>
+                  </pic:spPr>
+                </pic:pic>
+              </a:graphicData>
+            </a:graphic>
+          </wp:inline>
+        </w:drawing>
+      </w:r>
+    </w:p>
+    <w:p>
+      <w:pPr>
+        <w:keepNext/>
+        <w:spacing w:after="120"/>
       </w:pPr>
       <w:r>
         <w:rPr>
@@ -176,7 +416,7 @@
         <w:t xml:space="preserve">Prime factorization (Factorización prima)</w:t>
       </w:r>
       <w:r>
-        <w:t xml:space="preserve"> — Writing a number as a product of primes, useful for finding LCM</w:t>
+        <w:t xml:space="preserve"> — Writing a number as prime numbers multiplied together. It helps you find the LCM.</w:t>
       </w:r>
     </w:p>
     <w:p>

--- a/lessons/1-3/homework.docx
+++ b/lessons/1-3/homework.docx
@@ -24,7 +24,7 @@
           <w:i/>
           <w:iCs/>
         </w:rPr>
-        <w:t xml:space="preserve">Lesson 1-3  •  Standard 6.NS.4</w:t>
+        <w:t xml:space="preserve">Lesson 1-3  •  Standard 6.NOS.4</w:t>
       </w:r>
     </w:p>
     <w:p>
@@ -1183,7 +1183,143 @@
           <w:b/>
           <w:bCs/>
         </w:rPr>
-        <w:t xml:space="preserve">7. What is the LCM of 6 and 8?</w:t>
+        <w:t xml:space="preserve">7. onLevel — Spot the Common Mistake</w:t>
+      </w:r>
+    </w:p>
+    <w:p>
+      <w:pPr>
+        <w:spacing w:after="40" w:before="0"/>
+      </w:pPr>
+      <w:r>
+        <w:t xml:space="preserve">   Step 1 (Read): A student is working on Least Common Multiple.</w:t>
+      </w:r>
+    </w:p>
+    <w:p>
+      <w:pPr>
+        <w:spacing w:after="40" w:before="0"/>
+      </w:pPr>
+      <w:r>
+        <w:t xml:space="preserve">   Step 2 (Attempt): They ignored the rule: The LCM is the FIRST number that shows up in both numbers' multiple lists.</w:t>
+      </w:r>
+    </w:p>
+    <w:p>
+      <w:pPr>
+        <w:spacing w:after="40" w:before="0"/>
+      </w:pPr>
+      <w:r>
+        <w:t xml:space="preserve">   Step 3 (Check): The answer does not match the math rule from class.</w:t>
+      </w:r>
+    </w:p>
+    <w:p>
+      <w:pPr>
+        <w:spacing w:after="60" w:before="0"/>
+      </w:pPr>
+      <w:r>
+        <w:rPr>
+          <w:i/>
+          <w:iCs/>
+        </w:rPr>
+        <w:t xml:space="preserve">Which step has the mistake? Explain and fix it:</w:t>
+      </w:r>
+    </w:p>
+    <w:p>
+      <w:pPr>
+        <w:spacing w:after="60" w:before="120"/>
+      </w:pPr>
+      <w:r>
+        <w:rPr>
+          <w:color w:val="BBBBBB"/>
+        </w:rPr>
+        <w:t xml:space="preserve">______________________________________________________________________</w:t>
+      </w:r>
+    </w:p>
+    <w:p>
+      <w:pPr>
+        <w:spacing w:after="60" w:before="120"/>
+      </w:pPr>
+      <w:r>
+        <w:rPr>
+          <w:color w:val="BBBBBB"/>
+        </w:rPr>
+        <w:t xml:space="preserve">______________________________________________________________________</w:t>
+      </w:r>
+    </w:p>
+    <w:p>
+      <w:pPr>
+        <w:spacing w:after="60" w:before="120"/>
+      </w:pPr>
+      <w:r>
+        <w:rPr>
+          <w:color w:val="BBBBBB"/>
+        </w:rPr>
+        <w:t xml:space="preserve">______________________________________________________________________</w:t>
+      </w:r>
+    </w:p>
+    <w:p>
+      <w:pPr>
+        <w:spacing w:after="80" w:before="0"/>
+      </w:pPr>
+      <w:r>
+        <w:rPr>
+          <w:b/>
+          <w:bCs/>
+        </w:rPr>
+        <w:t xml:space="preserve">8. Stop 1 — Oxygen Bay: The oxygen scrubber cycles every 4 minutes and the air filter cycles every 6 minutes. They both just ran together. After how many minutes do they next run together?</w:t>
+      </w:r>
+    </w:p>
+    <w:p>
+      <w:pPr>
+        <w:spacing w:after="40" w:before="0"/>
+      </w:pPr>
+      <w:r>
+        <w:t xml:space="preserve">     A. 12</w:t>
+      </w:r>
+    </w:p>
+    <w:p>
+      <w:pPr>
+        <w:spacing w:after="40" w:before="0"/>
+      </w:pPr>
+      <w:r>
+        <w:t xml:space="preserve">     B. 10</w:t>
+      </w:r>
+    </w:p>
+    <w:p>
+      <w:pPr>
+        <w:spacing w:after="40" w:before="0"/>
+      </w:pPr>
+      <w:r>
+        <w:t xml:space="preserve">     C. 24</w:t>
+      </w:r>
+    </w:p>
+    <w:p>
+      <w:pPr>
+        <w:spacing w:after="40" w:before="0"/>
+      </w:pPr>
+      <w:r>
+        <w:t xml:space="preserve">     D. 6</w:t>
+      </w:r>
+    </w:p>
+    <w:p>
+      <w:pPr>
+        <w:spacing w:after="60" w:before="120"/>
+      </w:pPr>
+      <w:r>
+        <w:rPr>
+          <w:color w:val="BBBBBB"/>
+        </w:rPr>
+        <w:t xml:space="preserve">______________________________________________________________________</w:t>
+      </w:r>
+    </w:p>
+    <w:p>
+      <w:pPr>
+        <w:spacing w:after="80" w:before="0"/>
+      </w:pPr>
+      <w:r>
+        <w:rPr>
+          <w:b/>
+          <w:bCs/>
+        </w:rPr>
+        <w:t xml:space="preserve">9. Stop 2 — Docking Ring: A supply pod arrives every 8 minutes and a cargo shuttle arrives every 12 minutes. They just docked together. After how many minutes do they next dock together?</w:t>
       </w:r>
     </w:p>
     <w:p>
@@ -1199,15 +1335,15 @@
         <w:spacing w:after="40" w:before="0"/>
       </w:pPr>
       <w:r>
-        <w:t xml:space="preserve">     B. 48</w:t>
-      </w:r>
-    </w:p>
-    <w:p>
-      <w:pPr>
-        <w:spacing w:after="40" w:before="0"/>
-      </w:pPr>
-      <w:r>
-        <w:t xml:space="preserve">     C. 12</w:t>
+        <w:t xml:space="preserve">     B. 20</w:t>
+      </w:r>
+    </w:p>
+    <w:p>
+      <w:pPr>
+        <w:spacing w:after="40" w:before="0"/>
+      </w:pPr>
+      <w:r>
+        <w:t xml:space="preserve">     C. 48</w:t>
       </w:r>
     </w:p>
     <w:p>
@@ -1238,151 +1374,147 @@
           <w:b/>
           <w:bCs/>
         </w:rPr>
-        <w:t xml:space="preserve">8. What is the LCM of 4 and 10?</w:t>
-      </w:r>
-    </w:p>
-    <w:p>
-      <w:pPr>
-        <w:spacing w:after="40" w:before="0"/>
-      </w:pPr>
-      <w:r>
-        <w:t xml:space="preserve">     A. 20</w:t>
-      </w:r>
-    </w:p>
-    <w:p>
-      <w:pPr>
-        <w:spacing w:after="40" w:before="0"/>
-      </w:pPr>
-      <w:r>
-        <w:t xml:space="preserve">     B. 40</w:t>
-      </w:r>
-    </w:p>
-    <w:p>
-      <w:pPr>
-        <w:spacing w:after="40" w:before="0"/>
-      </w:pPr>
-      <w:r>
-        <w:t xml:space="preserve">     C. 30</w:t>
-      </w:r>
-    </w:p>
-    <w:p>
-      <w:pPr>
-        <w:spacing w:after="40" w:before="0"/>
-      </w:pPr>
-      <w:r>
-        <w:t xml:space="preserve">     D. 12</w:t>
-      </w:r>
-    </w:p>
-    <w:p>
-      <w:pPr>
-        <w:spacing w:after="60" w:before="120"/>
-      </w:pPr>
-      <w:r>
-        <w:rPr>
-          <w:color w:val="BBBBBB"/>
-        </w:rPr>
-        <w:t xml:space="preserve">______________________________________________________________________</w:t>
-      </w:r>
-    </w:p>
-    <w:p>
-      <w:pPr>
-        <w:spacing w:after="80" w:before="0"/>
-      </w:pPr>
-      <w:r>
-        <w:rPr>
-          <w:b/>
-          <w:bCs/>
-        </w:rPr>
-        <w:t xml:space="preserve">9. One bus leaves every 12 minutes and another every 15 minutes. They leave together at 9:00. When do they next leave together?</w:t>
-      </w:r>
-    </w:p>
-    <w:p>
-      <w:pPr>
-        <w:spacing w:after="40" w:before="0"/>
-      </w:pPr>
-      <w:r>
-        <w:t xml:space="preserve">     A. After 60 minutes</w:t>
-      </w:r>
-    </w:p>
-    <w:p>
-      <w:pPr>
-        <w:spacing w:after="40" w:before="0"/>
-      </w:pPr>
-      <w:r>
-        <w:t xml:space="preserve">     B. After 30 minutes</w:t>
-      </w:r>
-    </w:p>
-    <w:p>
-      <w:pPr>
-        <w:spacing w:after="40" w:before="0"/>
-      </w:pPr>
-      <w:r>
-        <w:t xml:space="preserve">     C. After 45 minutes</w:t>
-      </w:r>
-    </w:p>
-    <w:p>
-      <w:pPr>
-        <w:spacing w:after="40" w:before="0"/>
-      </w:pPr>
-      <w:r>
-        <w:t xml:space="preserve">     D. After 27 minutes</w:t>
-      </w:r>
-    </w:p>
-    <w:p>
-      <w:pPr>
-        <w:spacing w:after="60" w:before="120"/>
-      </w:pPr>
-      <w:r>
-        <w:rPr>
-          <w:color w:val="BBBBBB"/>
-        </w:rPr>
-        <w:t xml:space="preserve">______________________________________________________________________</w:t>
-      </w:r>
-    </w:p>
-    <w:p>
-      <w:pPr>
-        <w:spacing w:after="80" w:before="0"/>
-      </w:pPr>
-      <w:r>
-        <w:rPr>
-          <w:b/>
-          <w:bCs/>
-        </w:rPr>
-        <w:t xml:space="preserve">10. What is the LCM of 9 and 12?</w:t>
-      </w:r>
-    </w:p>
-    <w:p>
-      <w:pPr>
-        <w:spacing w:after="40" w:before="0"/>
-      </w:pPr>
-      <w:r>
-        <w:t xml:space="preserve">     A. 36</w:t>
-      </w:r>
-    </w:p>
-    <w:p>
-      <w:pPr>
-        <w:spacing w:after="40" w:before="0"/>
-      </w:pPr>
-      <w:r>
-        <w:t xml:space="preserve">     B. 72</w:t>
-      </w:r>
-    </w:p>
-    <w:p>
-      <w:pPr>
-        <w:spacing w:after="40" w:before="0"/>
-      </w:pPr>
-      <w:r>
-        <w:t xml:space="preserve">     C. 18</w:t>
-      </w:r>
-    </w:p>
-    <w:p>
-      <w:pPr>
-        <w:spacing w:after="40" w:before="0"/>
-      </w:pPr>
-      <w:r>
-        <w:t xml:space="preserve">     D. 108</w:t>
-      </w:r>
-    </w:p>
+        <w:t xml:space="preserve">10. Stop 3 — Engineering Deck: Match each pair of station systems to the LCM of their cycle times (when they next sync).</w:t>
+      </w:r>
+    </w:p>
+    <w:tbl>
+      <w:tblPr>
+        <w:tblW w:type="pct" w:w="100%"/>
+        <w:tblBorders>
+          <w:top w:val="single" w:color="auto" w:sz="4"/>
+          <w:left w:val="single" w:color="auto" w:sz="4"/>
+          <w:bottom w:val="single" w:color="auto" w:sz="4"/>
+          <w:right w:val="single" w:color="auto" w:sz="4"/>
+          <w:insideH w:val="single" w:color="auto" w:sz="4"/>
+          <w:insideV w:val="single" w:color="auto" w:sz="4"/>
+        </w:tblBorders>
+      </w:tblPr>
+      <w:tblGrid>
+        <w:gridCol w:w="100"/>
+        <w:gridCol w:w="100"/>
+      </w:tblGrid>
+      <w:tr>
+        <w:trPr>
+          <w:tblHeader/>
+        </w:trPr>
+        <w:tc>
+          <w:tcPr>
+            <w:tcW w:type="pct" w:w="50%"/>
+          </w:tcPr>
+          <w:p>
+            <w:r>
+              <w:rPr>
+                <w:b/>
+                <w:bCs/>
+              </w:rPr>
+              <w:t xml:space="preserve">Item</w:t>
+            </w:r>
+          </w:p>
+        </w:tc>
+        <w:tc>
+          <w:tcPr>
+            <w:tcW w:type="pct" w:w="50%"/>
+          </w:tcPr>
+          <w:p>
+            <w:r>
+              <w:rPr>
+                <w:b/>
+                <w:bCs/>
+              </w:rPr>
+              <w:t xml:space="preserve">Answer choices</w:t>
+            </w:r>
+          </w:p>
+        </w:tc>
+      </w:tr>
+      <w:tr>
+        <w:tc>
+          <w:tcPr>
+            <w:tcW w:type="pct" w:w="50%"/>
+          </w:tcPr>
+          <w:p>
+            <w:r>
+              <w:t xml:space="preserve">____  Solar panels (LCM 6 &amp; 10 min)</w:t>
+            </w:r>
+          </w:p>
+        </w:tc>
+        <w:tc>
+          <w:tcPr>
+            <w:tcW w:type="pct" w:w="50%"/>
+          </w:tcPr>
+          <w:p>
+            <w:r>
+              <w:t xml:space="preserve">D. 12</w:t>
+            </w:r>
+          </w:p>
+        </w:tc>
+      </w:tr>
+      <w:tr>
+        <w:tc>
+          <w:tcPr>
+            <w:tcW w:type="pct" w:w="50%"/>
+          </w:tcPr>
+          <w:p>
+            <w:r>
+              <w:t xml:space="preserve">____  Coolant pumps (LCM 5 &amp; 8 min)</w:t>
+            </w:r>
+          </w:p>
+        </w:tc>
+        <w:tc>
+          <w:tcPr>
+            <w:tcW w:type="pct" w:w="50%"/>
+          </w:tcPr>
+          <w:p>
+            <w:r>
+              <w:t xml:space="preserve">C. 9</w:t>
+            </w:r>
+          </w:p>
+        </w:tc>
+      </w:tr>
+      <w:tr>
+        <w:tc>
+          <w:tcPr>
+            <w:tcW w:type="pct" w:w="50%"/>
+          </w:tcPr>
+          <w:p>
+            <w:r>
+              <w:t xml:space="preserve">____  Comms relay (LCM 3 &amp; 9 min)</w:t>
+            </w:r>
+          </w:p>
+        </w:tc>
+        <w:tc>
+          <w:tcPr>
+            <w:tcW w:type="pct" w:w="50%"/>
+          </w:tcPr>
+          <w:p>
+            <w:r>
+              <w:t xml:space="preserve">B. 40</w:t>
+            </w:r>
+          </w:p>
+        </w:tc>
+      </w:tr>
+      <w:tr>
+        <w:tc>
+          <w:tcPr>
+            <w:tcW w:type="pct" w:w="50%"/>
+          </w:tcPr>
+          <w:p>
+            <w:r>
+              <w:t xml:space="preserve">____  Lab fans (LCM 4 &amp; 6 min)</w:t>
+            </w:r>
+          </w:p>
+        </w:tc>
+        <w:tc>
+          <w:tcPr>
+            <w:tcW w:type="pct" w:w="50%"/>
+          </w:tcPr>
+          <w:p>
+            <w:r>
+              <w:t xml:space="preserve">A. 30</w:t>
+            </w:r>
+          </w:p>
+        </w:tc>
+      </w:tr>
+    </w:tbl>
     <w:p>
       <w:pPr>
         <w:spacing w:after="60" w:before="120"/>
@@ -1426,10 +1558,22 @@
     </w:p>
     <w:p>
       <w:pPr>
+        <w:spacing w:after="20" w:before="0"/>
+      </w:pPr>
+      <w:r>
+        <w:t xml:space="preserve">     Multiples of 3: 3, 6, 9, 12, 15, ... Multiples of 5: 5, 10, 15, ... The smallest common multiple is 15.</w:t>
+      </w:r>
+    </w:p>
+    <w:p>
+      <w:pPr>
         <w:spacing w:after="80" w:before="0"/>
       </w:pPr>
       <w:r>
-        <w:t xml:space="preserve">     Multiples of 3: 3, 6, 9, 12, 15, ... Multiples of 5: 5, 10, 15, ... The smallest common multiple is 15.</w:t>
+        <w:rPr>
+          <w:i/>
+          <w:iCs/>
+        </w:rPr>
+        <w:t xml:space="preserve">     Watch for: A common mistake in Least Common Multiple is skipping the key idea: "The LCM is the FIRST number that shows up in both numbers' multiple lists." — always check your work against this rule before you submit.</w:t>
       </w:r>
     </w:p>
     <w:p>
@@ -1446,10 +1590,22 @@
     </w:p>
     <w:p>
       <w:pPr>
+        <w:spacing w:after="20" w:before="0"/>
+      </w:pPr>
+      <w:r>
+        <w:t xml:space="preserve">     Multiples of 6: 6, 12, 18, 24, ... Multiples of 8: 8, 16, 24, ... The smallest common multiple is 24.</w:t>
+      </w:r>
+    </w:p>
+    <w:p>
+      <w:pPr>
         <w:spacing w:after="80" w:before="0"/>
       </w:pPr>
       <w:r>
-        <w:t xml:space="preserve">     Multiples of 6: 6, 12, 18, 24, ... Multiples of 8: 8, 16, 24, ... The smallest common multiple is 24.</w:t>
+        <w:rPr>
+          <w:i/>
+          <w:iCs/>
+        </w:rPr>
+        <w:t xml:space="preserve">     Watch for: A common mistake in Least Common Multiple is skipping the key idea: "The LCM is the FIRST number that shows up in both numbers' multiple lists." — always check your work against this rule before you submit.</w:t>
       </w:r>
     </w:p>
     <w:p>
@@ -1578,10 +1734,22 @@
     </w:p>
     <w:p>
       <w:pPr>
+        <w:spacing w:after="20" w:before="0"/>
+      </w:pPr>
+      <w:r>
+        <w:t xml:space="preserve">     LCM(15, 20) = 60 minutes. Both buses return together 60 minutes after 8:00 AM, at 9:00 AM.</w:t>
+      </w:r>
+    </w:p>
+    <w:p>
+      <w:pPr>
         <w:spacing w:after="80" w:before="0"/>
       </w:pPr>
       <w:r>
-        <w:t xml:space="preserve">     LCM(15, 20) = 60 minutes. Both buses return together 60 minutes after 8:00 AM, at 9:00 AM.</w:t>
+        <w:rPr>
+          <w:i/>
+          <w:iCs/>
+        </w:rPr>
+        <w:t xml:space="preserve">     Watch for: A common mistake in Least Common Multiple is skipping the key idea: "The LCM is the FIRST number that shows up in both numbers' multiple lists." — always check your work against this rule before you submit.</w:t>
       </w:r>
     </w:p>
     <w:p>
@@ -1661,7 +1829,43 @@
           <w:b/>
           <w:bCs/>
         </w:rPr>
-        <w:t xml:space="preserve">7. A. 24</w:t>
+        <w:t xml:space="preserve">7. onLevel — Spot the Common Mistake</w:t>
+      </w:r>
+    </w:p>
+    <w:p>
+      <w:pPr>
+        <w:spacing w:after="20" w:before="0"/>
+      </w:pPr>
+      <w:r>
+        <w:t xml:space="preserve">     The mistake is in Step 2.</w:t>
+      </w:r>
+    </w:p>
+    <w:p>
+      <w:pPr>
+        <w:spacing w:after="20" w:before="0"/>
+      </w:pPr>
+      <w:r>
+        <w:t xml:space="preserve">     Correct work: Follow the key idea: The LCM is the FIRST number that shows up in both numbers' multiple lists.</w:t>
+      </w:r>
+    </w:p>
+    <w:p>
+      <w:pPr>
+        <w:spacing w:after="40" w:before="0"/>
+      </w:pPr>
+      <w:r>
+        <w:rPr>
+          <w:b/>
+          <w:bCs/>
+        </w:rPr>
+        <w:t xml:space="preserve">8. A. 12</w:t>
+      </w:r>
+    </w:p>
+    <w:p>
+      <w:pPr>
+        <w:spacing w:after="20" w:before="0"/>
+      </w:pPr>
+      <w:r>
+        <w:t xml:space="preserve">     Skip count: multiples of 4 are 4, 8, 12; multiples of 6 are 6, 12. The first shared multiple is LCM(4, 6) = 12 minutes.</w:t>
       </w:r>
     </w:p>
     <w:p>
@@ -1669,19 +1873,31 @@
         <w:spacing w:after="80" w:before="0"/>
       </w:pPr>
       <w:r>
-        <w:t xml:space="preserve">     6 = 2 × 3, 8 = 2³. LCM = 2³ × 3 = 24.</w:t>
-      </w:r>
-    </w:p>
-    <w:p>
-      <w:pPr>
-        <w:spacing w:after="40" w:before="0"/>
-      </w:pPr>
-      <w:r>
-        <w:rPr>
-          <w:b/>
-          <w:bCs/>
-        </w:rPr>
-        <w:t xml:space="preserve">8. A. 20</w:t>
+        <w:rPr>
+          <w:i/>
+          <w:iCs/>
+        </w:rPr>
+        <w:t xml:space="preserve">     Watch for: A common mistake in Least Common Multiple is skipping the key idea: "The LCM is the FIRST number that shows up in both numbers' multiple lists." — always check your work against this rule before you submit.</w:t>
+      </w:r>
+    </w:p>
+    <w:p>
+      <w:pPr>
+        <w:spacing w:after="40" w:before="0"/>
+      </w:pPr>
+      <w:r>
+        <w:rPr>
+          <w:b/>
+          <w:bCs/>
+        </w:rPr>
+        <w:t xml:space="preserve">9. A. 24</w:t>
+      </w:r>
+    </w:p>
+    <w:p>
+      <w:pPr>
+        <w:spacing w:after="20" w:before="0"/>
+      </w:pPr>
+      <w:r>
+        <w:t xml:space="preserve">     LCM(8, 12) = 24. Multiples of 8: 8, 16, 24; multiples of 12: 12, 24. The first shared multiple is 24 minutes.</w:t>
       </w:r>
     </w:p>
     <w:p>
@@ -1689,47 +1905,63 @@
         <w:spacing w:after="80" w:before="0"/>
       </w:pPr>
       <w:r>
-        <w:t xml:space="preserve">     4 = 2², 10 = 2 × 5. LCM = 2² × 5 = 20.</w:t>
-      </w:r>
-    </w:p>
-    <w:p>
-      <w:pPr>
-        <w:spacing w:after="40" w:before="0"/>
-      </w:pPr>
-      <w:r>
-        <w:rPr>
-          <w:b/>
-          <w:bCs/>
-        </w:rPr>
-        <w:t xml:space="preserve">9. A. After 60 minutes</w:t>
-      </w:r>
-    </w:p>
-    <w:p>
-      <w:pPr>
-        <w:spacing w:after="80" w:before="0"/>
-      </w:pPr>
-      <w:r>
-        <w:t xml:space="preserve">     LCM of 12 and 15 is 60, so they leave together again 60 minutes later.</w:t>
-      </w:r>
-    </w:p>
-    <w:p>
-      <w:pPr>
-        <w:spacing w:after="40" w:before="0"/>
-      </w:pPr>
-      <w:r>
-        <w:rPr>
-          <w:b/>
-          <w:bCs/>
-        </w:rPr>
-        <w:t xml:space="preserve">10. A. 36</w:t>
-      </w:r>
-    </w:p>
-    <w:p>
-      <w:pPr>
-        <w:spacing w:after="80" w:before="0"/>
-      </w:pPr>
-      <w:r>
-        <w:t xml:space="preserve">     9 = 3², 12 = 2² × 3. LCM = 2² × 3² = 36.</w:t>
+        <w:rPr>
+          <w:i/>
+          <w:iCs/>
+        </w:rPr>
+        <w:t xml:space="preserve">     Watch for: A common mistake in Least Common Multiple is skipping the key idea: "The LCM is the FIRST number that shows up in both numbers' multiple lists." — always check your work against this rule before you submit.</w:t>
+      </w:r>
+    </w:p>
+    <w:p>
+      <w:pPr>
+        <w:spacing w:after="40" w:before="0"/>
+      </w:pPr>
+      <w:r>
+        <w:rPr>
+          <w:b/>
+          <w:bCs/>
+        </w:rPr>
+        <w:t xml:space="preserve">10. Matches:</w:t>
+      </w:r>
+    </w:p>
+    <w:p>
+      <w:pPr>
+        <w:spacing w:after="20" w:before="0"/>
+      </w:pPr>
+      <w:r>
+        <w:t xml:space="preserve">     Solar panels (LCM 6 &amp; 10 min) → 30</w:t>
+      </w:r>
+    </w:p>
+    <w:p>
+      <w:pPr>
+        <w:spacing w:after="20" w:before="0"/>
+      </w:pPr>
+      <w:r>
+        <w:t xml:space="preserve">     Coolant pumps (LCM 5 &amp; 8 min) → 40</w:t>
+      </w:r>
+    </w:p>
+    <w:p>
+      <w:pPr>
+        <w:spacing w:after="20" w:before="0"/>
+      </w:pPr>
+      <w:r>
+        <w:t xml:space="preserve">     Comms relay (LCM 3 &amp; 9 min) → 9</w:t>
+      </w:r>
+    </w:p>
+    <w:p>
+      <w:pPr>
+        <w:spacing w:after="20" w:before="0"/>
+      </w:pPr>
+      <w:r>
+        <w:t xml:space="preserve">     Lab fans (LCM 4 &amp; 6 min) → 12</w:t>
+      </w:r>
+    </w:p>
+    <w:p>
+      <w:pPr>
+        <w:spacing w:after="40" w:before="0"/>
+      </w:pPr>
+      <w:r>
+        <w:t xml:space="preserve"/>
       </w:r>
     </w:p>
     <w:sectPr>

--- a/lessons/1-3/homework.docx
+++ b/lessons/1-3/homework.docx
@@ -1183,31 +1183,39 @@
           <w:b/>
           <w:bCs/>
         </w:rPr>
-        <w:t xml:space="preserve">7. onLevel — Spot the Common Mistake</w:t>
-      </w:r>
-    </w:p>
-    <w:p>
-      <w:pPr>
-        <w:spacing w:after="40" w:before="0"/>
-      </w:pPr>
-      <w:r>
-        <w:t xml:space="preserve">   Step 1 (Read): A student is working on Least Common Multiple.</w:t>
-      </w:r>
-    </w:p>
-    <w:p>
-      <w:pPr>
-        <w:spacing w:after="40" w:before="0"/>
-      </w:pPr>
-      <w:r>
-        <w:t xml:space="preserve">   Step 2 (Attempt): They ignored the rule: The LCM is the FIRST number that shows up in both numbers' multiple lists.</w:t>
-      </w:r>
-    </w:p>
-    <w:p>
-      <w:pPr>
-        <w:spacing w:after="40" w:before="0"/>
-      </w:pPr>
-      <w:r>
-        <w:t xml:space="preserve">   Step 3 (Check): The answer does not match the math rule from class.</w:t>
+        <w:t xml:space="preserve">7. Spot Maya's Mistake — LCM of 6 and 9</w:t>
+      </w:r>
+    </w:p>
+    <w:p>
+      <w:pPr>
+        <w:spacing w:after="40" w:before="0"/>
+      </w:pPr>
+      <w:r>
+        <w:t xml:space="preserve">   Step 1 (Problem): Find the LCM of 6 and 9.</w:t>
+      </w:r>
+    </w:p>
+    <w:p>
+      <w:pPr>
+        <w:spacing w:after="40" w:before="0"/>
+      </w:pPr>
+      <w:r>
+        <w:t xml:space="preserve">   Step 2 (Multiples of 6): 6, 12, 18, 24</w:t>
+      </w:r>
+    </w:p>
+    <w:p>
+      <w:pPr>
+        <w:spacing w:after="40" w:before="0"/>
+      </w:pPr>
+      <w:r>
+        <w:t xml:space="preserve">   Step 3 (Multiples of 9): 9, 18, 27</w:t>
+      </w:r>
+    </w:p>
+    <w:p>
+      <w:pPr>
+        <w:spacing w:after="40" w:before="0"/>
+      </w:pPr>
+      <w:r>
+        <w:t xml:space="preserve">   Step 4 (Choose the answer): Maya saw that 9 is bigger than 6, so she wrote LCM = 9.</w:t>
       </w:r>
     </w:p>
     <w:p>
@@ -1573,7 +1581,7 @@
           <w:i/>
           <w:iCs/>
         </w:rPr>
-        <w:t xml:space="preserve">     Watch for: A common mistake in Least Common Multiple is skipping the key idea: "The LCM is the FIRST number that shows up in both numbers' multiple lists." — always check your work against this rule before you submit.</w:t>
+        <w:t xml:space="preserve">     Watch for: A common mistake in Least Common Multiple is multiplying the two numbers together instead of listing multiples to find the smallest shared one. For example, for 4 and 6, a student calculates 4 × 6 = 24 and calls that the LCM, but the actual least common multiple is 12 (multiples of 4: 4, 8, 12; multiples of 6: 6, 12 — 12 is the first number that appears in both lists). This shortcut only works when the two numbers share no common factors (like 4 and 9, where the LCM really is 36 = 4 × 9); for numbers like 4 and 6 that share a factor of 2, multiplying overshoots the true LCM. Always list multiples of both numbers and pick the first one that appears in both lists.</w:t>
       </w:r>
     </w:p>
     <w:p>
@@ -1605,7 +1613,7 @@
           <w:i/>
           <w:iCs/>
         </w:rPr>
-        <w:t xml:space="preserve">     Watch for: A common mistake in Least Common Multiple is skipping the key idea: "The LCM is the FIRST number that shows up in both numbers' multiple lists." — always check your work against this rule before you submit.</w:t>
+        <w:t xml:space="preserve">     Watch for: A common mistake in Least Common Multiple is multiplying the two numbers together instead of listing multiples to find the smallest shared one. For example, for 4 and 6, a student calculates 4 × 6 = 24 and calls that the LCM, but the actual least common multiple is 12 (multiples of 4: 4, 8, 12; multiples of 6: 6, 12 — 12 is the first number that appears in both lists). This shortcut only works when the two numbers share no common factors (like 4 and 9, where the LCM really is 36 = 4 × 9); for numbers like 4 and 6 that share a factor of 2, multiplying overshoots the true LCM. Always list multiples of both numbers and pick the first one that appears in both lists.</w:t>
       </w:r>
     </w:p>
     <w:p>
@@ -1749,7 +1757,7 @@
           <w:i/>
           <w:iCs/>
         </w:rPr>
-        <w:t xml:space="preserve">     Watch for: A common mistake in Least Common Multiple is skipping the key idea: "The LCM is the FIRST number that shows up in both numbers' multiple lists." — always check your work against this rule before you submit.</w:t>
+        <w:t xml:space="preserve">     Watch for: A common mistake in Least Common Multiple is multiplying the two numbers together instead of listing multiples to find the smallest shared one. For example, for 4 and 6, a student calculates 4 × 6 = 24 and calls that the LCM, but the actual least common multiple is 12 (multiples of 4: 4, 8, 12; multiples of 6: 6, 12 — 12 is the first number that appears in both lists). This shortcut only works when the two numbers share no common factors (like 4 and 9, where the LCM really is 36 = 4 × 9); for numbers like 4 and 6 that share a factor of 2, multiplying overshoots the true LCM. Always list multiples of both numbers and pick the first one that appears in both lists.</w:t>
       </w:r>
     </w:p>
     <w:p>
@@ -1829,23 +1837,23 @@
           <w:b/>
           <w:bCs/>
         </w:rPr>
-        <w:t xml:space="preserve">7. onLevel — Spot the Common Mistake</w:t>
-      </w:r>
-    </w:p>
-    <w:p>
-      <w:pPr>
-        <w:spacing w:after="20" w:before="0"/>
-      </w:pPr>
-      <w:r>
-        <w:t xml:space="preserve">     The mistake is in Step 2.</w:t>
-      </w:r>
-    </w:p>
-    <w:p>
-      <w:pPr>
-        <w:spacing w:after="20" w:before="0"/>
-      </w:pPr>
-      <w:r>
-        <w:t xml:space="preserve">     Correct work: Follow the key idea: The LCM is the FIRST number that shows up in both numbers' multiple lists.</w:t>
+        <w:t xml:space="preserve">7. Spot Maya's Mistake — LCM of 6 and 9</w:t>
+      </w:r>
+    </w:p>
+    <w:p>
+      <w:pPr>
+        <w:spacing w:after="20" w:before="0"/>
+      </w:pPr>
+      <w:r>
+        <w:t xml:space="preserve">     The mistake is in Step 4.</w:t>
+      </w:r>
+    </w:p>
+    <w:p>
+      <w:pPr>
+        <w:spacing w:after="20" w:before="0"/>
+      </w:pPr>
+      <w:r>
+        <w:t xml:space="preserve">     Correct work: The LCM is not just the larger number. Check: 9 is in the multiples of 9, but it is NOT in the multiples of 6 (6, 12, 18...). The first number in BOTH lists is 18, so the LCM of 6 and 9 is 18.</w:t>
       </w:r>
     </w:p>
     <w:p>
@@ -1877,7 +1885,7 @@
           <w:i/>
           <w:iCs/>
         </w:rPr>
-        <w:t xml:space="preserve">     Watch for: A common mistake in Least Common Multiple is skipping the key idea: "The LCM is the FIRST number that shows up in both numbers' multiple lists." — always check your work against this rule before you submit.</w:t>
+        <w:t xml:space="preserve">     Watch for: A common mistake in Least Common Multiple is multiplying the two numbers together instead of listing multiples to find the smallest shared one. For example, for 4 and 6, a student calculates 4 × 6 = 24 and calls that the LCM, but the actual least common multiple is 12 (multiples of 4: 4, 8, 12; multiples of 6: 6, 12 — 12 is the first number that appears in both lists). This shortcut only works when the two numbers share no common factors (like 4 and 9, where the LCM really is 36 = 4 × 9); for numbers like 4 and 6 that share a factor of 2, multiplying overshoots the true LCM. Always list multiples of both numbers and pick the first one that appears in both lists.</w:t>
       </w:r>
     </w:p>
     <w:p>
@@ -1909,7 +1917,7 @@
           <w:i/>
           <w:iCs/>
         </w:rPr>
-        <w:t xml:space="preserve">     Watch for: A common mistake in Least Common Multiple is skipping the key idea: "The LCM is the FIRST number that shows up in both numbers' multiple lists." — always check your work against this rule before you submit.</w:t>
+        <w:t xml:space="preserve">     Watch for: A common mistake in Least Common Multiple is multiplying the two numbers together instead of listing multiples to find the smallest shared one. For example, for 4 and 6, a student calculates 4 × 6 = 24 and calls that the LCM, but the actual least common multiple is 12 (multiples of 4: 4, 8, 12; multiples of 6: 6, 12 — 12 is the first number that appears in both lists). This shortcut only works when the two numbers share no common factors (like 4 and 9, where the LCM really is 36 = 4 × 9); for numbers like 4 and 6 that share a factor of 2, multiplying overshoots the true LCM. Always list multiples of both numbers and pick the first one that appears in both lists.</w:t>
       </w:r>
     </w:p>
     <w:p>

--- a/lessons/1-3/homework.docx
+++ b/lessons/1-3/homework.docx
@@ -192,69 +192,6 @@
                     </pic:cNvPicPr>
                   </pic:nvPicPr>
                   <pic:blipFill>
-                    <a:blip r:embed="rId7" cstate="none"/>
-                    <a:srcRect/>
-                    <a:stretch>
-                      <a:fillRect/>
-                    </a:stretch>
-                  </pic:blipFill>
-                  <pic:spPr bwMode="auto">
-                    <a:xfrm>
-                      <a:off x="0" y="0"/>
-                      <a:ext cx="1047750" cy="790575"/>
-                    </a:xfrm>
-                    <a:prstGeom prst="rect">
-                      <a:avLst/>
-                    </a:prstGeom>
-                  </pic:spPr>
-                </pic:pic>
-              </a:graphicData>
-            </a:graphic>
-          </wp:inline>
-        </w:drawing>
-      </w:r>
-    </w:p>
-    <w:p>
-      <w:pPr>
-        <w:keepNext/>
-        <w:spacing w:after="120"/>
-      </w:pPr>
-      <w:r>
-        <w:rPr>
-          <w:b/>
-          <w:bCs/>
-        </w:rPr>
-        <w:t xml:space="preserve">tape diagram (diagrama de cintas)</w:t>
-      </w:r>
-      <w:r>
-        <w:t xml:space="preserve"> — A rectangle cut into equal parts that helps you visualize how a total breaks apart.</w:t>
-      </w:r>
-    </w:p>
-    <w:p>
-      <w:pPr>
-        <w:keepNext/>
-        <w:spacing w:after="20" w:before="80"/>
-        <w:jc w:val="center"/>
-      </w:pPr>
-      <w:r>
-        <w:drawing>
-          <wp:inline distT="0" distB="0" distL="0" distR="0">
-            <wp:extent cx="1047750" cy="790575"/>
-            <wp:effectExtent t="0" r="0" b="0" l="0"/>
-            <wp:docPr id="1" name="" descr="" title=""/>
-            <wp:cNvGraphicFramePr>
-              <a:graphicFrameLocks xmlns:a="http://schemas.openxmlformats.org/drawingml/2006/main" noChangeAspect="1"/>
-            </wp:cNvGraphicFramePr>
-            <a:graphic xmlns:a="http://schemas.openxmlformats.org/drawingml/2006/main">
-              <a:graphicData uri="http://schemas.openxmlformats.org/drawingml/2006/picture">
-                <pic:pic xmlns:pic="http://schemas.openxmlformats.org/drawingml/2006/picture">
-                  <pic:nvPicPr>
-                    <pic:cNvPr id="0" name="" descr=""/>
-                    <pic:cNvPicPr>
-                      <a:picLocks noChangeAspect="1" noChangeArrowheads="1"/>
-                    </pic:cNvPicPr>
-                  </pic:nvPicPr>
-                  <pic:blipFill>
                     <a:blip r:embed="rId8" cstate="none"/>
                     <a:srcRect/>
                     <a:stretch>
@@ -287,10 +224,10 @@
           <w:b/>
           <w:bCs/>
         </w:rPr>
-        <w:t xml:space="preserve">tool (herramienta)</w:t>
-      </w:r>
-      <w:r>
-        <w:t xml:space="preserve"> — Anything you choose to help you see relationships and solve a problem — a table, a diagram, a graph.</w:t>
+        <w:t xml:space="preserve">tape diagram (diagrama de cintas)</w:t>
+      </w:r>
+      <w:r>
+        <w:t xml:space="preserve"> — A rectangle cut into equal parts that helps you visualize how a total breaks apart.</w:t>
       </w:r>
     </w:p>
     <w:p>
@@ -350,10 +287,10 @@
           <w:b/>
           <w:bCs/>
         </w:rPr>
-        <w:t xml:space="preserve">ordered pair (par ordenado)</w:t>
-      </w:r>
-      <w:r>
-        <w:t xml:space="preserve"> — Two numbers that go together, like a time and a number of trips, that you can plot as a point.</w:t>
+        <w:t xml:space="preserve">tool (herramienta)</w:t>
+      </w:r>
+      <w:r>
+        <w:t xml:space="preserve"> — Anything you choose to help you see relationships and solve a problem — a table, a diagram, a graph.</w:t>
       </w:r>
     </w:p>
     <w:p>
@@ -413,6 +350,69 @@
           <w:b/>
           <w:bCs/>
         </w:rPr>
+        <w:t xml:space="preserve">ordered pair (par ordenado)</w:t>
+      </w:r>
+      <w:r>
+        <w:t xml:space="preserve"> — Two numbers that go together, like a time and a number of trips, that you can plot as a point.</w:t>
+      </w:r>
+    </w:p>
+    <w:p>
+      <w:pPr>
+        <w:keepNext/>
+        <w:spacing w:after="20" w:before="80"/>
+        <w:jc w:val="center"/>
+      </w:pPr>
+      <w:r>
+        <w:drawing>
+          <wp:inline distT="0" distB="0" distL="0" distR="0">
+            <wp:extent cx="1047750" cy="790575"/>
+            <wp:effectExtent t="0" r="0" b="0" l="0"/>
+            <wp:docPr id="1" name="" descr="" title=""/>
+            <wp:cNvGraphicFramePr>
+              <a:graphicFrameLocks xmlns:a="http://schemas.openxmlformats.org/drawingml/2006/main" noChangeAspect="1"/>
+            </wp:cNvGraphicFramePr>
+            <a:graphic xmlns:a="http://schemas.openxmlformats.org/drawingml/2006/main">
+              <a:graphicData uri="http://schemas.openxmlformats.org/drawingml/2006/picture">
+                <pic:pic xmlns:pic="http://schemas.openxmlformats.org/drawingml/2006/picture">
+                  <pic:nvPicPr>
+                    <pic:cNvPr id="0" name="" descr=""/>
+                    <pic:cNvPicPr>
+                      <a:picLocks noChangeAspect="1" noChangeArrowheads="1"/>
+                    </pic:cNvPicPr>
+                  </pic:nvPicPr>
+                  <pic:blipFill>
+                    <a:blip r:embed="rId11" cstate="none"/>
+                    <a:srcRect/>
+                    <a:stretch>
+                      <a:fillRect/>
+                    </a:stretch>
+                  </pic:blipFill>
+                  <pic:spPr bwMode="auto">
+                    <a:xfrm>
+                      <a:off x="0" y="0"/>
+                      <a:ext cx="1047750" cy="790575"/>
+                    </a:xfrm>
+                    <a:prstGeom prst="rect">
+                      <a:avLst/>
+                    </a:prstGeom>
+                  </pic:spPr>
+                </pic:pic>
+              </a:graphicData>
+            </a:graphic>
+          </wp:inline>
+        </w:drawing>
+      </w:r>
+    </w:p>
+    <w:p>
+      <w:pPr>
+        <w:keepNext/>
+        <w:spacing w:after="120"/>
+      </w:pPr>
+      <w:r>
+        <w:rPr>
+          <w:b/>
+          <w:bCs/>
+        </w:rPr>
         <w:t xml:space="preserve">round trip (viaje de ida y vuelta)</w:t>
       </w:r>
       <w:r>
